--- a/doc/subdocs/ConfiguringParts.docx
+++ b/doc/subdocs/ConfiguringParts.docx
@@ -6,7 +6,7 @@
       <w:pPr>
         <w:pStyle w:val="Heading1"/>
       </w:pPr>
-      <w:bookmarkStart w:id="0" w:name="_Toc342309222"/>
+      <w:bookmarkStart w:id="0" w:name="_Toc353986063"/>
       <w:r>
         <w:t>Configuring Parts</w:t>
       </w:r>
@@ -21,7 +21,7 @@
       <w:pPr>
         <w:pStyle w:val="Heading2"/>
       </w:pPr>
-      <w:bookmarkStart w:id="1" w:name="_Toc342309223"/>
+      <w:bookmarkStart w:id="1" w:name="_Toc353986064"/>
       <w:r>
         <w:t>Command line vs. Variable</w:t>
       </w:r>
@@ -125,7 +125,7 @@
         <w:pStyle w:val="Heading2"/>
       </w:pPr>
       <w:bookmarkStart w:id="2" w:name="_Toc247618755"/>
-      <w:bookmarkStart w:id="3" w:name="_Toc342309224"/>
+      <w:bookmarkStart w:id="3" w:name="_Toc353986065"/>
       <w:r>
         <w:t>Variable U</w:t>
       </w:r>
@@ -172,7 +172,7 @@
         <w:pStyle w:val="Heading3"/>
       </w:pPr>
       <w:bookmarkStart w:id="4" w:name="_Toc247618756"/>
-      <w:bookmarkStart w:id="5" w:name="_Toc342309225"/>
+      <w:bookmarkStart w:id="5" w:name="_Toc353986066"/>
       <w:r>
         <w:t>Order of importance</w:t>
       </w:r>
@@ -189,7 +189,7 @@
         <w:pStyle w:val="Heading3"/>
       </w:pPr>
       <w:bookmarkStart w:id="6" w:name="_Toc247618757"/>
-      <w:bookmarkStart w:id="7" w:name="_Toc342309226"/>
+      <w:bookmarkStart w:id="7" w:name="_Toc353986067"/>
       <w:r>
         <w:t>Configuration File</w:t>
       </w:r>

--- a/doc/subdocs/ConfiguringParts.docx
+++ b/doc/subdocs/ConfiguringParts.docx
@@ -6,7 +6,7 @@
       <w:pPr>
         <w:pStyle w:val="Heading1"/>
       </w:pPr>
-      <w:bookmarkStart w:id="0" w:name="_Toc353986063"/>
+      <w:bookmarkStart w:id="0" w:name="_Toc396470058"/>
       <w:r>
         <w:t>Configuring Parts</w:t>
       </w:r>
@@ -21,7 +21,7 @@
       <w:pPr>
         <w:pStyle w:val="Heading2"/>
       </w:pPr>
-      <w:bookmarkStart w:id="1" w:name="_Toc353986064"/>
+      <w:bookmarkStart w:id="1" w:name="_Toc396470059"/>
       <w:r>
         <w:t>Command line vs. Variable</w:t>
       </w:r>
@@ -125,7 +125,7 @@
         <w:pStyle w:val="Heading2"/>
       </w:pPr>
       <w:bookmarkStart w:id="2" w:name="_Toc247618755"/>
-      <w:bookmarkStart w:id="3" w:name="_Toc353986065"/>
+      <w:bookmarkStart w:id="3" w:name="_Toc396470060"/>
       <w:r>
         <w:t>Variable U</w:t>
       </w:r>
@@ -172,7 +172,7 @@
         <w:pStyle w:val="Heading3"/>
       </w:pPr>
       <w:bookmarkStart w:id="4" w:name="_Toc247618756"/>
-      <w:bookmarkStart w:id="5" w:name="_Toc353986066"/>
+      <w:bookmarkStart w:id="5" w:name="_Toc396470061"/>
       <w:r>
         <w:t>Order of importance</w:t>
       </w:r>
@@ -189,7 +189,7 @@
         <w:pStyle w:val="Heading3"/>
       </w:pPr>
       <w:bookmarkStart w:id="6" w:name="_Toc247618757"/>
-      <w:bookmarkStart w:id="7" w:name="_Toc353986067"/>
+      <w:bookmarkStart w:id="7" w:name="_Toc396470062"/>
       <w:r>
         <w:t>Configuration File</w:t>
       </w:r>
